--- a/Системный анализ/отчёт.docx
+++ b/Системный анализ/отчёт.docx
@@ -551,6 +551,12 @@
     </w:p>
     <w:sdt>
       <w:sdtPr>
+        <w:rPr>
+          <w:rFonts w:ascii="Times New Roman" w:eastAsiaTheme="minorEastAsia" w:hAnsi="Times New Roman" w:cstheme="minorBidi"/>
+          <w:color w:val="auto"/>
+          <w:sz w:val="28"/>
+          <w:szCs w:val="22"/>
+        </w:rPr>
         <w:id w:val="1672132140"/>
         <w:docPartObj>
           <w:docPartGallery w:val="Table of Contents"/>
@@ -559,12 +565,8 @@
       </w:sdtPr>
       <w:sdtEndPr>
         <w:rPr>
-          <w:rFonts w:ascii="Times New Roman" w:eastAsiaTheme="minorEastAsia" w:hAnsi="Times New Roman" w:cstheme="minorBidi"/>
           <w:b/>
           <w:bCs/>
-          <w:color w:val="auto"/>
-          <w:sz w:val="28"/>
-          <w:szCs w:val="22"/>
         </w:rPr>
       </w:sdtEndPr>
       <w:sdtContent>
@@ -8387,19 +8389,186 @@
         </w:rPr>
         <w:t>В результате вычислений получилось 8 рангов</w:t>
       </w:r>
+      <w:r>
+        <w:rPr>
+          <w:rStyle w:val="11"/>
+          <w:rFonts w:cs="Times New Roman"/>
+          <w:color w:val="000000" w:themeColor="text1"/>
+          <w:szCs w:val="28"/>
+        </w:rPr>
+        <w:t xml:space="preserve"> (рисунок 1)</w:t>
+      </w:r>
     </w:p>
     <w:p>
       <w:pPr>
+        <w:keepNext/>
+        <w:ind w:firstLine="0"/>
+        <w:jc w:val="center"/>
+      </w:pPr>
+      <w:r>
         <w:rPr>
           <w:rStyle w:val="11"/>
           <w:rFonts w:cs="Times New Roman"/>
+          <w:noProof/>
           <w:color w:val="000000" w:themeColor="text1"/>
           <w:szCs w:val="28"/>
         </w:rPr>
+        <w:drawing>
+          <wp:inline distT="0" distB="0" distL="0" distR="0" wp14:anchorId="5FE19FF5" wp14:editId="5240A29C">
+            <wp:extent cx="6115050" cy="2171700"/>
+            <wp:effectExtent l="0" t="0" r="0" b="0"/>
+            <wp:docPr id="1" name="Рисунок 1"/>
+            <wp:cNvGraphicFramePr>
+              <a:graphicFrameLocks xmlns:a="http://schemas.openxmlformats.org/drawingml/2006/main" noChangeAspect="1"/>
+            </wp:cNvGraphicFramePr>
+            <a:graphic xmlns:a="http://schemas.openxmlformats.org/drawingml/2006/main">
+              <a:graphicData uri="http://schemas.openxmlformats.org/drawingml/2006/picture">
+                <pic:pic xmlns:pic="http://schemas.openxmlformats.org/drawingml/2006/picture">
+                  <pic:nvPicPr>
+                    <pic:cNvPr id="0" name="Picture 1"/>
+                    <pic:cNvPicPr>
+                      <a:picLocks noChangeAspect="1" noChangeArrowheads="1"/>
+                    </pic:cNvPicPr>
+                  </pic:nvPicPr>
+                  <pic:blipFill>
+                    <a:blip r:embed="rId8">
+                      <a:extLst>
+                        <a:ext uri="{28A0092B-C50C-407E-A947-70E740481C1C}">
+                          <a14:useLocalDpi xmlns:a14="http://schemas.microsoft.com/office/drawing/2010/main" val="0"/>
+                        </a:ext>
+                      </a:extLst>
+                    </a:blip>
+                    <a:srcRect/>
+                    <a:stretch>
+                      <a:fillRect/>
+                    </a:stretch>
+                  </pic:blipFill>
+                  <pic:spPr bwMode="auto">
+                    <a:xfrm>
+                      <a:off x="0" y="0"/>
+                      <a:ext cx="6115050" cy="2171700"/>
+                    </a:xfrm>
+                    <a:prstGeom prst="rect">
+                      <a:avLst/>
+                    </a:prstGeom>
+                    <a:noFill/>
+                    <a:ln>
+                      <a:noFill/>
+                    </a:ln>
+                  </pic:spPr>
+                </pic:pic>
+              </a:graphicData>
+            </a:graphic>
+          </wp:inline>
+        </w:drawing>
+      </w:r>
+    </w:p>
+    <w:p>
+      <w:pPr>
+        <w:pStyle w:val="af0"/>
+        <w:rPr>
+          <w:rStyle w:val="11"/>
+          <w:rFonts w:cs="Times New Roman"/>
+          <w:color w:val="000000" w:themeColor="text1"/>
+          <w:szCs w:val="28"/>
+        </w:rPr>
+      </w:pPr>
+      <w:r>
+        <w:t xml:space="preserve">Рисунок </w:t>
+      </w:r>
+      <w:r>
+        <w:fldChar w:fldCharType="begin"/>
+      </w:r>
+      <w:r>
+        <w:instrText xml:space="preserve"> SEQ Рисунок \* ARABIC </w:instrText>
+      </w:r>
+      <w:r>
+        <w:fldChar w:fldCharType="separate"/>
+      </w:r>
+      <w:r>
+        <w:rPr>
+          <w:noProof/>
+        </w:rPr>
+        <w:t>1</w:t>
+      </w:r>
+      <w:r>
+        <w:fldChar w:fldCharType="end"/>
+      </w:r>
+      <w:r>
+        <w:t xml:space="preserve"> – Распределение работ по рангам.</w:t>
+      </w:r>
+    </w:p>
+    <w:p>
+      <w:pPr>
+        <w:rPr>
+          <w:rStyle w:val="11"/>
+          <w:rFonts w:cs="Times New Roman"/>
+          <w:color w:val="000000" w:themeColor="text1"/>
+          <w:szCs w:val="28"/>
+        </w:rPr>
+      </w:pPr>
+      <w:r>
+        <w:rPr>
+          <w:rStyle w:val="11"/>
+          <w:rFonts w:cs="Times New Roman"/>
+          <w:color w:val="000000" w:themeColor="text1"/>
+          <w:szCs w:val="28"/>
+        </w:rPr>
+        <w:t>Построим сетевой график (рисунок 2).</w:t>
+      </w:r>
+    </w:p>
+    <w:p>
+      <w:pPr>
+        <w:rPr>
+          <w:rStyle w:val="11"/>
+          <w:rFonts w:cs="Times New Roman"/>
+          <w:color w:val="000000" w:themeColor="text1"/>
+          <w:szCs w:val="28"/>
+        </w:rPr>
+      </w:pPr>
+    </w:p>
+    <w:p>
+      <w:pPr>
+        <w:rPr>
+          <w:rStyle w:val="11"/>
+          <w:rFonts w:cs="Times New Roman"/>
+          <w:color w:val="000000" w:themeColor="text1"/>
+          <w:szCs w:val="28"/>
+        </w:rPr>
+      </w:pPr>
+    </w:p>
+    <w:p>
+      <w:pPr>
+        <w:rPr>
+          <w:rStyle w:val="11"/>
+          <w:rFonts w:cs="Times New Roman"/>
+          <w:color w:val="000000" w:themeColor="text1"/>
+          <w:szCs w:val="28"/>
+        </w:rPr>
+      </w:pPr>
+    </w:p>
+    <w:p>
+      <w:pPr>
+        <w:rPr>
+          <w:rStyle w:val="11"/>
+          <w:rFonts w:cs="Times New Roman"/>
+          <w:color w:val="000000" w:themeColor="text1"/>
+          <w:szCs w:val="28"/>
+        </w:rPr>
+      </w:pPr>
+    </w:p>
+    <w:p>
+      <w:pPr>
+        <w:rPr>
+          <w:rStyle w:val="11"/>
+          <w:rFonts w:cs="Times New Roman"/>
+          <w:color w:val="000000" w:themeColor="text1"/>
+          <w:szCs w:val="28"/>
+        </w:rPr>
       </w:pPr>
     </w:p>
     <w:sectPr>
-      <w:footerReference w:type="default" r:id="rId8"/>
+      <w:footerReference w:type="default" r:id="rId9"/>
       <w:pgSz w:w="11906" w:h="16838"/>
       <w:pgMar w:top="1134" w:right="566" w:bottom="1134" w:left="1701" w:header="708" w:footer="148" w:gutter="0"/>
       <w:cols w:space="708"/>
@@ -9485,7 +9654,10 @@
     <w:uiPriority w:val="35"/>
     <w:unhideWhenUsed/>
     <w:qFormat/>
-    <w:rsid w:val="00B84F93"/>
+    <w:rsid w:val="00DC6C31"/>
+    <w:pPr>
+      <w:jc w:val="center"/>
+    </w:pPr>
     <w:rPr>
       <w:iCs/>
       <w:szCs w:val="18"/>
